--- a/ru/wisdom-stories/for-those-who-have-reached-sixty.docx
+++ b/ru/wisdom-stories/for-those-who-have-reached-sixty.docx
@@ -224,7 +224,7 @@
           <w:color w:val="000000"/>
           <w:sz w:val="22"/>
         </w:rPr>
-        <w:t>Не носите свою боль с собой. Она только причинит вам боль. Неважно, кто прав. Говорят, что затаивать обиду — это как отравлять себя и ждать, пока умрет кто-то другой. Никогда не принимайте этот яд. Простите, забудьте и двигайтесь дальше.</w:t>
+        <w:t>Не носите свою боль с собой. Она только причинит вам боль. Неважно, кто прав. Говорят, что затаить обиду — это как отравить себя и ждать, пока умрет кто-то другой. Никогда не принимайте этот яд. Простите, забудьте и двигайтесь дальше.</w:t>
       </w:r>
     </w:p>
     <w:p>
@@ -266,7 +266,7 @@
           <w:color w:val="9A7417"/>
           <w:sz w:val="22"/>
         </w:rPr>
-        <w:t xml:space="preserve">Мораль: </w:t>
+        <w:t>Мораль: Эпоха самопожертвования однажды закончится; осенью вашей жизни дайте себе право жить. Счастливый человек дарит счастье окружающим.</w:t>
       </w:r>
       <w:r>
         <w:rPr>
@@ -276,7 +276,6 @@
           <w:color w:val="3F3826"/>
           <w:sz w:val="22"/>
         </w:rPr>
-        <w:t>Эпоха самопожертвования однажды закончится; осенью вашей жизни дайте себе право жить. Счастливый человек дарит счастье окружающим.</w:t>
       </w:r>
     </w:p>
     <w:p>
